--- a/CombinedDispersalMS_v6_Ecology_Appendix_S1.docx
+++ b/CombinedDispersalMS_v6_Ecology_Appendix_S1.docx
@@ -4124,7 +4124,7 @@
           <w:sz w:val="24"/>
           <w:szCs w:val="24"/>
         </w:rPr>
-        <w:t xml:space="preserve"> is different between treatments, equal to the model intercept for unwa</w:t>
+        <w:t xml:space="preserve"> is different between treatments, equal to the model intercept for </w:t>
       </w:r>
       <w:proofErr w:type="spellStart"/>
       <w:r>
@@ -4133,7 +4133,7 @@
           <w:sz w:val="24"/>
           <w:szCs w:val="24"/>
         </w:rPr>
-        <w:t>rmed</w:t>
+        <w:t>unwarmed</w:t>
       </w:r>
       <w:proofErr w:type="spellEnd"/>
       <w:r>
@@ -19310,7 +19310,7 @@
         </w:rPr>
         <w:lastRenderedPageBreak/>
         <w:drawing>
-          <wp:inline distT="0" distB="0" distL="0" distR="0" wp14:anchorId="1D7F8754" wp14:editId="362E44D8">
+          <wp:inline distT="0" distB="0" distL="0" distR="0" wp14:anchorId="1D7F8754" wp14:editId="7CBF0D74">
             <wp:extent cx="5940000" cy="7290000"/>
             <wp:effectExtent l="0" t="0" r="3810" b="6350"/>
             <wp:docPr id="1858668443" name="Picture 1"/>
@@ -19915,6 +19915,7 @@
   <w:style w:type="character" w:default="1" w:styleId="DefaultParagraphFont">
     <w:name w:val="Default Paragraph Font"/>
     <w:uiPriority w:val="1"/>
+    <w:semiHidden/>
     <w:unhideWhenUsed/>
   </w:style>
   <w:style w:type="table" w:default="1" w:styleId="TableNormal">
